--- a/resources/systems/procedures/classroom/attention-getter-upper-grades.docx
+++ b/resources/systems/procedures/classroom/attention-getter-upper-grades.docx
@@ -1332,7 +1332,7 @@
           <w:szCs w:val="28"/>
           <w:rtl w:val="0"/>
         </w:rPr>
-        <w:t xml:space="preserve">Teaching the Attention-Getter: Sample Script</w:t>
+        <w:t>Teaching the Attention-Getter: Script</w:t>
       </w:r>
       <w:r>
         <w:rPr>
@@ -1360,7 +1360,7 @@
           <w:szCs w:val="18"/>
           <w:rtl w:val="0"/>
         </w:rPr>
-        <w:t xml:space="preserve">This is a sample script.  </w:t>
+        <w:t>Use this script to teach the routine.</w:t>
       </w:r>
       <w:r>
         <w:rPr>
@@ -1370,7 +1370,6 @@
           <w:szCs w:val="18"/>
           <w:rtl w:val="0"/>
         </w:rPr>
-        <w:t xml:space="preserve">It's meant to be taught, not read verbatim — add your own class's language, examples, and personality before you use it.</w:t>
       </w:r>
       <w:r>
         <w:rPr>
@@ -2109,7 +2108,7 @@
           <w:szCs w:val="15"/>
           <w:rtl w:val="0"/>
         </w:rPr>
-        <w:t xml:space="preserve">Personalize before you teach it: decide how long you'll pair the verbal cue with the raised hand before fading it.</w:t>
+        <w:t>Set before Day 1: how long the verbal cue is paired with the raised hand before it fades.</w:t>
       </w:r>
       <w:r>
         <w:rPr>
